--- a/xq/吴天铭Dear Jasmine.docx
+++ b/xq/吴天铭Dear Jasmine.docx
@@ -15,12 +15,54 @@
     </w:p>
     <w:p>
       <w:r>
-        <w:t>I hope this email finds you well. I'm writing to share ideas for the local children's hospital fundraiser. I suggest a bake sale and simple game like play jigsaw. They are cheap to organize and popular with all ages, so we can raise more money. How about meeting this Friday afternoon after school at the library to talk details? If this time doesn't work, just tell me your free time.</w:t>
+        <w:t xml:space="preserve">I hope this email finds you well. I'm writing to share ideas for the local children's hospital </w:t>
+      </w:r>
+      <w:r>
+        <w:t>fundrai</w:t>
+      </w:r>
+      <w:r>
+        <w:rPr>
+          <w:rFonts w:hint="eastAsia"/>
+        </w:rPr>
+        <w:t>sing</w:t>
+      </w:r>
+      <w:r>
+        <w:t xml:space="preserve"> events</w:t>
+      </w:r>
+      <w:r>
+        <w:t>. I suggest a bake sale and simple game</w:t>
+      </w:r>
+      <w:r>
+        <w:t>s</w:t>
+      </w:r>
+      <w:r>
+        <w:t xml:space="preserve"> like jigsaw. They are </w:t>
+      </w:r>
+      <w:r>
+        <w:t>inexpensive</w:t>
+      </w:r>
+      <w:r>
+        <w:t xml:space="preserve"> to organize and popular with all ages, so we can raise more money. How about meeting this Friday afternoon after school at the library to talk </w:t>
+      </w:r>
+      <w:r>
+        <w:t xml:space="preserve">in </w:t>
+      </w:r>
+      <w:r>
+        <w:t>detail? If this time doesn't work, just tell me your free time.</w:t>
+      </w:r>
+      <w:r>
+        <w:t xml:space="preserve"> Looking forward to your reply.</w:t>
       </w:r>
     </w:p>
     <w:p>
       <w:r>
-        <w:t>Best regard,</w:t>
+        <w:t>Best regard</w:t>
+      </w:r>
+      <w:r>
+        <w:t>s</w:t>
+      </w:r>
+      <w:r>
+        <w:t>,</w:t>
       </w:r>
     </w:p>
     <w:p>
@@ -38,24 +80,66 @@
 </w:document>
 </file>
 
+<file path=word/endnotes.xml><?xml version="1.0" encoding="utf-8"?>
+<w:endnotes xmlns:wpc="http://schemas.microsoft.com/office/word/2010/wordprocessingCanvas" xmlns:cx="http://schemas.microsoft.com/office/drawing/2014/chartex" xmlns:cx1="http://schemas.microsoft.com/office/drawing/2015/9/8/chartex" xmlns:cx2="http://schemas.microsoft.com/office/drawing/2015/10/21/chartex" xmlns:cx3="http://schemas.microsoft.com/office/drawing/2016/5/9/chartex" xmlns:cx4="http://schemas.microsoft.com/office/drawing/2016/5/10/chartex" xmlns:cx5="http://schemas.microsoft.com/office/drawing/2016/5/11/chartex" xmlns:cx6="http://schemas.microsoft.com/office/drawing/2016/5/12/chartex" xmlns:cx7="http://schemas.microsoft.com/office/drawing/2016/5/13/chartex" xmlns:cx8="http://schemas.microsoft.com/office/drawing/2016/5/14/chartex" xmlns:mc="http://schemas.openxmlformats.org/markup-compatibility/2006" xmlns:aink="http://schemas.microsoft.com/office/drawing/2016/ink" xmlns:am3d="http://schemas.microsoft.com/office/drawing/2017/model3d" xmlns:o="urn:schemas-microsoft-com:office:office" xmlns:oel="http://schemas.microsoft.com/office/2019/extlst" xmlns:r="http://schemas.openxmlformats.org/officeDocument/2006/relationships" xmlns:m="http://schemas.openxmlformats.org/officeDocument/2006/math" xmlns:v="urn:schemas-microsoft-com:vml" xmlns:wp14="http://schemas.microsoft.com/office/word/2010/wordprocessingDrawing" xmlns:wp="http://schemas.openxmlformats.org/drawingml/2006/wordprocessingDrawing" xmlns:w10="urn:schemas-microsoft-com:office:word" xmlns:w="http://schemas.openxmlformats.org/wordprocessingml/2006/main" xmlns:w14="http://schemas.microsoft.com/office/word/2010/wordml" xmlns:w15="http://schemas.microsoft.com/office/word/2012/wordml" xmlns:w16cex="http://schemas.microsoft.com/office/word/2018/wordml/cex" xmlns:w16cid="http://schemas.microsoft.com/office/word/2016/wordml/cid" xmlns:w16="http://schemas.microsoft.com/office/word/2018/wordml" xmlns:w16du="http://schemas.microsoft.com/office/word/2023/wordml/word16du" xmlns:w16sdtdh="http://schemas.microsoft.com/office/word/2020/wordml/sdtdatahash" xmlns:w16sdtfl="http://schemas.microsoft.com/office/word/2024/wordml/sdtformatlock" xmlns:w16se="http://schemas.microsoft.com/office/word/2015/wordml/symex" xmlns:wpg="http://schemas.microsoft.com/office/word/2010/wordprocessingGroup" xmlns:wpi="http://schemas.microsoft.com/office/word/2010/wordprocessingInk" xmlns:wne="http://schemas.microsoft.com/office/word/2006/wordml" xmlns:wps="http://schemas.microsoft.com/office/word/2010/wordprocessingShape" mc:Ignorable="w14 w15 w16se w16cid w16 w16cex w16sdtdh w16sdtfl w16du wp14">
+  <w:endnote w:type="separator" w:id="-1">
+    <w:p>
+      <w:pPr>
+        <w:spacing w:line="240" w:lineRule="auto"/>
+      </w:pPr>
+      <w:r>
+        <w:separator/>
+      </w:r>
+    </w:p>
+  </w:endnote>
+  <w:endnote w:type="continuationSeparator" w:id="0">
+    <w:p>
+      <w:pPr>
+        <w:spacing w:line="240" w:lineRule="auto"/>
+      </w:pPr>
+      <w:r>
+        <w:continuationSeparator/>
+      </w:r>
+    </w:p>
+  </w:endnote>
+</w:endnotes>
+</file>
+
+<file path=word/footnotes.xml><?xml version="1.0" encoding="utf-8"?>
+<w:footnotes xmlns:wpc="http://schemas.microsoft.com/office/word/2010/wordprocessingCanvas" xmlns:cx="http://schemas.microsoft.com/office/drawing/2014/chartex" xmlns:cx1="http://schemas.microsoft.com/office/drawing/2015/9/8/chartex" xmlns:cx2="http://schemas.microsoft.com/office/drawing/2015/10/21/chartex" xmlns:cx3="http://schemas.microsoft.com/office/drawing/2016/5/9/chartex" xmlns:cx4="http://schemas.microsoft.com/office/drawing/2016/5/10/chartex" xmlns:cx5="http://schemas.microsoft.com/office/drawing/2016/5/11/chartex" xmlns:cx6="http://schemas.microsoft.com/office/drawing/2016/5/12/chartex" xmlns:cx7="http://schemas.microsoft.com/office/drawing/2016/5/13/chartex" xmlns:cx8="http://schemas.microsoft.com/office/drawing/2016/5/14/chartex" xmlns:mc="http://schemas.openxmlformats.org/markup-compatibility/2006" xmlns:aink="http://schemas.microsoft.com/office/drawing/2016/ink" xmlns:am3d="http://schemas.microsoft.com/office/drawing/2017/model3d" xmlns:o="urn:schemas-microsoft-com:office:office" xmlns:oel="http://schemas.microsoft.com/office/2019/extlst" xmlns:r="http://schemas.openxmlformats.org/officeDocument/2006/relationships" xmlns:m="http://schemas.openxmlformats.org/officeDocument/2006/math" xmlns:v="urn:schemas-microsoft-com:vml" xmlns:wp14="http://schemas.microsoft.com/office/word/2010/wordprocessingDrawing" xmlns:wp="http://schemas.openxmlformats.org/drawingml/2006/wordprocessingDrawing" xmlns:w10="urn:schemas-microsoft-com:office:word" xmlns:w="http://schemas.openxmlformats.org/wordprocessingml/2006/main" xmlns:w14="http://schemas.microsoft.com/office/word/2010/wordml" xmlns:w15="http://schemas.microsoft.com/office/word/2012/wordml" xmlns:w16cex="http://schemas.microsoft.com/office/word/2018/wordml/cex" xmlns:w16cid="http://schemas.microsoft.com/office/word/2016/wordml/cid" xmlns:w16="http://schemas.microsoft.com/office/word/2018/wordml" xmlns:w16du="http://schemas.microsoft.com/office/word/2023/wordml/word16du" xmlns:w16sdtdh="http://schemas.microsoft.com/office/word/2020/wordml/sdtdatahash" xmlns:w16sdtfl="http://schemas.microsoft.com/office/word/2024/wordml/sdtformatlock" xmlns:w16se="http://schemas.microsoft.com/office/word/2015/wordml/symex" xmlns:wpg="http://schemas.microsoft.com/office/word/2010/wordprocessingGroup" xmlns:wpi="http://schemas.microsoft.com/office/word/2010/wordprocessingInk" xmlns:wne="http://schemas.microsoft.com/office/word/2006/wordml" xmlns:wps="http://schemas.microsoft.com/office/word/2010/wordprocessingShape" mc:Ignorable="w14 w15 w16se w16cid w16 w16cex w16sdtdh w16sdtfl w16du wp14">
+  <w:footnote w:type="separator" w:id="-1">
+    <w:p>
+      <w:pPr>
+        <w:spacing w:after="0"/>
+      </w:pPr>
+      <w:r>
+        <w:separator/>
+      </w:r>
+    </w:p>
+  </w:footnote>
+  <w:footnote w:type="continuationSeparator" w:id="0">
+    <w:p>
+      <w:pPr>
+        <w:spacing w:after="0"/>
+      </w:pPr>
+      <w:r>
+        <w:continuationSeparator/>
+      </w:r>
+    </w:p>
+  </w:footnote>
+</w:footnotes>
+</file>
+
 <file path=word/styles.xml><?xml version="1.0" encoding="utf-8"?>
 <w:styles xmlns:mc="http://schemas.openxmlformats.org/markup-compatibility/2006" xmlns:r="http://schemas.openxmlformats.org/officeDocument/2006/relationships" xmlns:w="http://schemas.openxmlformats.org/wordprocessingml/2006/main" xmlns:w14="http://schemas.microsoft.com/office/word/2010/wordml" xmlns:w15="http://schemas.microsoft.com/office/word/2012/wordml" xmlns:w16cex="http://schemas.microsoft.com/office/word/2018/wordml/cex" xmlns:w16cid="http://schemas.microsoft.com/office/word/2016/wordml/cid" xmlns:w16="http://schemas.microsoft.com/office/word/2018/wordml" xmlns:w16du="http://schemas.microsoft.com/office/word/2023/wordml/word16du" xmlns:w16sdtdh="http://schemas.microsoft.com/office/word/2020/wordml/sdtdatahash" xmlns:w16sdtfl="http://schemas.microsoft.com/office/word/2024/wordml/sdtformatlock" xmlns:w16se="http://schemas.microsoft.com/office/word/2015/wordml/symex" mc:Ignorable="w14 w15 w16se w16cid w16 w16cex w16sdtdh w16sdtfl w16du">
   <w:docDefaults>
     <w:rPrDefault>
       <w:rPr>
         <w:rFonts w:asciiTheme="minorHAnsi" w:eastAsiaTheme="minorEastAsia" w:hAnsiTheme="minorHAnsi" w:cstheme="minorBidi"/>
-        <w:kern w:val="2"/>
-        <w:sz w:val="22"/>
-        <w:szCs w:val="24"/>
         <w:lang w:val="en-US" w:eastAsia="zh-CN" w:bidi="ar-SA"/>
-        <w14:ligatures w14:val="standardContextual"/>
       </w:rPr>
     </w:rPrDefault>
-    <w:pPrDefault>
-      <w:pPr>
-        <w:spacing w:after="160" w:line="278" w:lineRule="auto"/>
-      </w:pPr>
-    </w:pPrDefault>
+    <w:pPrDefault/>
   </w:docDefaults>
   <w:latentStyles w:defLockedState="0" w:defUIPriority="99" w:defSemiHidden="0" w:defUnhideWhenUsed="0" w:defQFormat="0" w:count="376">
     <w:lsdException w:name="Normal" w:uiPriority="0" w:qFormat="1"/>
@@ -123,7 +207,7 @@
     <w:lsdException w:name="Title" w:uiPriority="10" w:qFormat="1"/>
     <w:lsdException w:name="Closing" w:semiHidden="1" w:unhideWhenUsed="1"/>
     <w:lsdException w:name="Signature" w:semiHidden="1" w:unhideWhenUsed="1"/>
-    <w:lsdException w:name="Default Paragraph Font" w:semiHidden="1" w:uiPriority="1" w:unhideWhenUsed="1"/>
+    <w:lsdException w:name="Default Paragraph Font" w:semiHidden="1" w:uiPriority="1" w:unhideWhenUsed="1" w:qFormat="1"/>
     <w:lsdException w:name="Body Text" w:semiHidden="1" w:unhideWhenUsed="1"/>
     <w:lsdException w:name="Body Text Indent" w:semiHidden="1" w:unhideWhenUsed="1"/>
     <w:lsdException w:name="List Continue" w:semiHidden="1" w:unhideWhenUsed="1"/>
@@ -214,8 +298,8 @@
     <w:lsdException w:name="Balloon Text" w:semiHidden="1" w:unhideWhenUsed="1"/>
     <w:lsdException w:name="Table Grid" w:uiPriority="39"/>
     <w:lsdException w:name="Table Theme" w:semiHidden="1" w:unhideWhenUsed="1"/>
-    <w:lsdException w:name="Placeholder Text" w:semiHidden="1"/>
-    <w:lsdException w:name="No Spacing" w:uiPriority="1" w:qFormat="1"/>
+    <w:lsdException w:name="Placeholder Text" w:semiHidden="1" w:unhideWhenUsed="1"/>
+    <w:lsdException w:name="No Spacing" w:semiHidden="1" w:unhideWhenUsed="1"/>
     <w:lsdException w:name="Light Shading" w:uiPriority="60"/>
     <w:lsdException w:name="Light List" w:uiPriority="61"/>
     <w:lsdException w:name="Light Grid" w:uiPriority="62"/>
@@ -236,7 +320,7 @@
     <w:lsdException w:name="Medium Shading 1 Accent 1" w:uiPriority="63"/>
     <w:lsdException w:name="Medium Shading 2 Accent 1" w:uiPriority="64"/>
     <w:lsdException w:name="Medium List 1 Accent 1" w:uiPriority="65"/>
-    <w:lsdException w:name="Revision" w:semiHidden="1"/>
+    <w:lsdException w:name="Revision" w:semiHidden="1" w:unhideWhenUsed="1"/>
     <w:lsdException w:name="List Paragraph" w:uiPriority="34" w:qFormat="1"/>
     <w:lsdException w:name="Quote" w:uiPriority="29" w:qFormat="1"/>
     <w:lsdException w:name="Intense Quote" w:uiPriority="30" w:qFormat="1"/>
@@ -440,7 +524,14 @@
     <w:qFormat/>
     <w:pPr>
       <w:widowControl w:val="0"/>
-    </w:pPr>
+      <w:spacing w:after="160" w:line="278" w:lineRule="auto"/>
+    </w:pPr>
+    <w:rPr>
+      <w:kern w:val="2"/>
+      <w:sz w:val="22"/>
+      <w:szCs w:val="24"/>
+      <w14:ligatures w14:val="standardContextual"/>
+    </w:rPr>
   </w:style>
   <w:style w:type="paragraph" w:styleId="1">
     <w:name w:val="heading 1"/>
@@ -449,7 +540,6 @@
     <w:link w:val="10"/>
     <w:uiPriority w:val="9"/>
     <w:qFormat/>
-    <w:rsid w:val="00267EDD"/>
     <w:pPr>
       <w:keepNext/>
       <w:keepLines/>
@@ -472,7 +562,6 @@
     <w:semiHidden/>
     <w:unhideWhenUsed/>
     <w:qFormat/>
-    <w:rsid w:val="00267EDD"/>
     <w:pPr>
       <w:keepNext/>
       <w:keepLines/>
@@ -495,7 +584,6 @@
     <w:semiHidden/>
     <w:unhideWhenUsed/>
     <w:qFormat/>
-    <w:rsid w:val="00267EDD"/>
     <w:pPr>
       <w:keepNext/>
       <w:keepLines/>
@@ -518,7 +606,6 @@
     <w:semiHidden/>
     <w:unhideWhenUsed/>
     <w:qFormat/>
-    <w:rsid w:val="00267EDD"/>
     <w:pPr>
       <w:keepNext/>
       <w:keepLines/>
@@ -541,7 +628,6 @@
     <w:semiHidden/>
     <w:unhideWhenUsed/>
     <w:qFormat/>
-    <w:rsid w:val="00267EDD"/>
     <w:pPr>
       <w:keepNext/>
       <w:keepLines/>
@@ -563,7 +649,6 @@
     <w:semiHidden/>
     <w:unhideWhenUsed/>
     <w:qFormat/>
-    <w:rsid w:val="00267EDD"/>
     <w:pPr>
       <w:keepNext/>
       <w:keepLines/>
@@ -586,7 +671,6 @@
     <w:semiHidden/>
     <w:unhideWhenUsed/>
     <w:qFormat/>
-    <w:rsid w:val="00267EDD"/>
     <w:pPr>
       <w:keepNext/>
       <w:keepLines/>
@@ -609,7 +693,6 @@
     <w:semiHidden/>
     <w:unhideWhenUsed/>
     <w:qFormat/>
-    <w:rsid w:val="00267EDD"/>
     <w:pPr>
       <w:keepNext/>
       <w:keepLines/>
@@ -630,7 +713,6 @@
     <w:semiHidden/>
     <w:unhideWhenUsed/>
     <w:qFormat/>
-    <w:rsid w:val="00267EDD"/>
     <w:pPr>
       <w:keepNext/>
       <w:keepLines/>
@@ -669,134 +751,38 @@
     <w:semiHidden/>
     <w:unhideWhenUsed/>
   </w:style>
-  <w:style w:type="character" w:customStyle="1" w:styleId="10">
-    <w:name w:val="标题 1 字符"/>
-    <w:basedOn w:val="a0"/>
-    <w:link w:val="1"/>
-    <w:uiPriority w:val="9"/>
-    <w:rsid w:val="00267EDD"/>
+  <w:style w:type="paragraph" w:styleId="a3">
+    <w:name w:val="annotation text"/>
+    <w:basedOn w:val="a"/>
+    <w:uiPriority w:val="99"/>
+    <w:semiHidden/>
+    <w:unhideWhenUsed/>
+  </w:style>
+  <w:style w:type="paragraph" w:styleId="a4">
+    <w:name w:val="Subtitle"/>
+    <w:basedOn w:val="a"/>
+    <w:next w:val="a"/>
+    <w:link w:val="a5"/>
+    <w:uiPriority w:val="11"/>
+    <w:qFormat/>
+    <w:pPr>
+      <w:jc w:val="center"/>
+    </w:pPr>
     <w:rPr>
       <w:rFonts w:asciiTheme="majorHAnsi" w:eastAsiaTheme="majorEastAsia" w:hAnsiTheme="majorHAnsi" w:cstheme="majorBidi"/>
-      <w:color w:val="0F4761" w:themeColor="accent1" w:themeShade="BF"/>
-      <w:sz w:val="48"/>
-      <w:szCs w:val="48"/>
-    </w:rPr>
-  </w:style>
-  <w:style w:type="character" w:customStyle="1" w:styleId="20">
-    <w:name w:val="标题 2 字符"/>
-    <w:basedOn w:val="a0"/>
-    <w:link w:val="2"/>
-    <w:uiPriority w:val="9"/>
-    <w:semiHidden/>
-    <w:rsid w:val="00267EDD"/>
-    <w:rPr>
-      <w:rFonts w:asciiTheme="majorHAnsi" w:eastAsiaTheme="majorEastAsia" w:hAnsiTheme="majorHAnsi" w:cstheme="majorBidi"/>
-      <w:color w:val="0F4761" w:themeColor="accent1" w:themeShade="BF"/>
-      <w:sz w:val="40"/>
-      <w:szCs w:val="40"/>
-    </w:rPr>
-  </w:style>
-  <w:style w:type="character" w:customStyle="1" w:styleId="30">
-    <w:name w:val="标题 3 字符"/>
-    <w:basedOn w:val="a0"/>
-    <w:link w:val="3"/>
-    <w:uiPriority w:val="9"/>
-    <w:semiHidden/>
-    <w:rsid w:val="00267EDD"/>
-    <w:rPr>
-      <w:rFonts w:asciiTheme="majorHAnsi" w:eastAsiaTheme="majorEastAsia" w:hAnsiTheme="majorHAnsi" w:cstheme="majorBidi"/>
-      <w:color w:val="0F4761" w:themeColor="accent1" w:themeShade="BF"/>
-      <w:sz w:val="32"/>
-      <w:szCs w:val="32"/>
-    </w:rPr>
-  </w:style>
-  <w:style w:type="character" w:customStyle="1" w:styleId="40">
-    <w:name w:val="标题 4 字符"/>
-    <w:basedOn w:val="a0"/>
-    <w:link w:val="4"/>
-    <w:uiPriority w:val="9"/>
-    <w:semiHidden/>
-    <w:rsid w:val="00267EDD"/>
-    <w:rPr>
-      <w:rFonts w:cstheme="majorBidi"/>
-      <w:color w:val="0F4761" w:themeColor="accent1" w:themeShade="BF"/>
+      <w:color w:val="595959" w:themeColor="text1" w:themeTint="A6"/>
+      <w:spacing w:val="15"/>
       <w:sz w:val="28"/>
       <w:szCs w:val="28"/>
     </w:rPr>
   </w:style>
-  <w:style w:type="character" w:customStyle="1" w:styleId="50">
-    <w:name w:val="标题 5 字符"/>
-    <w:basedOn w:val="a0"/>
-    <w:link w:val="5"/>
-    <w:uiPriority w:val="9"/>
-    <w:semiHidden/>
-    <w:rsid w:val="00267EDD"/>
-    <w:rPr>
-      <w:rFonts w:cstheme="majorBidi"/>
-      <w:color w:val="0F4761" w:themeColor="accent1" w:themeShade="BF"/>
-      <w:sz w:val="24"/>
-    </w:rPr>
-  </w:style>
-  <w:style w:type="character" w:customStyle="1" w:styleId="60">
-    <w:name w:val="标题 6 字符"/>
-    <w:basedOn w:val="a0"/>
-    <w:link w:val="6"/>
-    <w:uiPriority w:val="9"/>
-    <w:semiHidden/>
-    <w:rsid w:val="00267EDD"/>
-    <w:rPr>
-      <w:rFonts w:cstheme="majorBidi"/>
-      <w:b/>
-      <w:bCs/>
-      <w:color w:val="0F4761" w:themeColor="accent1" w:themeShade="BF"/>
-    </w:rPr>
-  </w:style>
-  <w:style w:type="character" w:customStyle="1" w:styleId="70">
-    <w:name w:val="标题 7 字符"/>
-    <w:basedOn w:val="a0"/>
-    <w:link w:val="7"/>
-    <w:uiPriority w:val="9"/>
-    <w:semiHidden/>
-    <w:rsid w:val="00267EDD"/>
-    <w:rPr>
-      <w:rFonts w:cstheme="majorBidi"/>
-      <w:b/>
-      <w:bCs/>
-      <w:color w:val="595959" w:themeColor="text1" w:themeTint="A6"/>
-    </w:rPr>
-  </w:style>
-  <w:style w:type="character" w:customStyle="1" w:styleId="80">
-    <w:name w:val="标题 8 字符"/>
-    <w:basedOn w:val="a0"/>
-    <w:link w:val="8"/>
-    <w:uiPriority w:val="9"/>
-    <w:semiHidden/>
-    <w:rsid w:val="00267EDD"/>
-    <w:rPr>
-      <w:rFonts w:cstheme="majorBidi"/>
-      <w:color w:val="595959" w:themeColor="text1" w:themeTint="A6"/>
-    </w:rPr>
-  </w:style>
-  <w:style w:type="character" w:customStyle="1" w:styleId="90">
-    <w:name w:val="标题 9 字符"/>
-    <w:basedOn w:val="a0"/>
-    <w:link w:val="9"/>
-    <w:uiPriority w:val="9"/>
-    <w:semiHidden/>
-    <w:rsid w:val="00267EDD"/>
-    <w:rPr>
-      <w:rFonts w:eastAsiaTheme="majorEastAsia" w:cstheme="majorBidi"/>
-      <w:color w:val="595959" w:themeColor="text1" w:themeTint="A6"/>
-    </w:rPr>
-  </w:style>
-  <w:style w:type="paragraph" w:styleId="a3">
+  <w:style w:type="paragraph" w:styleId="a6">
     <w:name w:val="Title"/>
     <w:basedOn w:val="a"/>
     <w:next w:val="a"/>
-    <w:link w:val="a4"/>
+    <w:link w:val="a7"/>
     <w:uiPriority w:val="10"/>
     <w:qFormat/>
-    <w:rsid w:val="00267EDD"/>
     <w:pPr>
       <w:spacing w:after="80" w:line="240" w:lineRule="auto"/>
       <w:contextualSpacing/>
@@ -810,12 +796,123 @@
       <w:szCs w:val="56"/>
     </w:rPr>
   </w:style>
-  <w:style w:type="character" w:customStyle="1" w:styleId="a4">
+  <w:style w:type="character" w:customStyle="1" w:styleId="10">
+    <w:name w:val="标题 1 字符"/>
+    <w:basedOn w:val="a0"/>
+    <w:link w:val="1"/>
+    <w:uiPriority w:val="9"/>
+    <w:rPr>
+      <w:rFonts w:asciiTheme="majorHAnsi" w:eastAsiaTheme="majorEastAsia" w:hAnsiTheme="majorHAnsi" w:cstheme="majorBidi"/>
+      <w:color w:val="0F4761" w:themeColor="accent1" w:themeShade="BF"/>
+      <w:sz w:val="48"/>
+      <w:szCs w:val="48"/>
+    </w:rPr>
+  </w:style>
+  <w:style w:type="character" w:customStyle="1" w:styleId="20">
+    <w:name w:val="标题 2 字符"/>
+    <w:basedOn w:val="a0"/>
+    <w:link w:val="2"/>
+    <w:uiPriority w:val="9"/>
+    <w:semiHidden/>
+    <w:rPr>
+      <w:rFonts w:asciiTheme="majorHAnsi" w:eastAsiaTheme="majorEastAsia" w:hAnsiTheme="majorHAnsi" w:cstheme="majorBidi"/>
+      <w:color w:val="0F4761" w:themeColor="accent1" w:themeShade="BF"/>
+      <w:sz w:val="40"/>
+      <w:szCs w:val="40"/>
+    </w:rPr>
+  </w:style>
+  <w:style w:type="character" w:customStyle="1" w:styleId="30">
+    <w:name w:val="标题 3 字符"/>
+    <w:basedOn w:val="a0"/>
+    <w:link w:val="3"/>
+    <w:uiPriority w:val="9"/>
+    <w:semiHidden/>
+    <w:rPr>
+      <w:rFonts w:asciiTheme="majorHAnsi" w:eastAsiaTheme="majorEastAsia" w:hAnsiTheme="majorHAnsi" w:cstheme="majorBidi"/>
+      <w:color w:val="0F4761" w:themeColor="accent1" w:themeShade="BF"/>
+      <w:sz w:val="32"/>
+      <w:szCs w:val="32"/>
+    </w:rPr>
+  </w:style>
+  <w:style w:type="character" w:customStyle="1" w:styleId="40">
+    <w:name w:val="标题 4 字符"/>
+    <w:basedOn w:val="a0"/>
+    <w:link w:val="4"/>
+    <w:uiPriority w:val="9"/>
+    <w:semiHidden/>
+    <w:rPr>
+      <w:rFonts w:cstheme="majorBidi"/>
+      <w:color w:val="0F4761" w:themeColor="accent1" w:themeShade="BF"/>
+      <w:sz w:val="28"/>
+      <w:szCs w:val="28"/>
+    </w:rPr>
+  </w:style>
+  <w:style w:type="character" w:customStyle="1" w:styleId="50">
+    <w:name w:val="标题 5 字符"/>
+    <w:basedOn w:val="a0"/>
+    <w:link w:val="5"/>
+    <w:uiPriority w:val="9"/>
+    <w:semiHidden/>
+    <w:rPr>
+      <w:rFonts w:cstheme="majorBidi"/>
+      <w:color w:val="0F4761" w:themeColor="accent1" w:themeShade="BF"/>
+      <w:sz w:val="24"/>
+    </w:rPr>
+  </w:style>
+  <w:style w:type="character" w:customStyle="1" w:styleId="60">
+    <w:name w:val="标题 6 字符"/>
+    <w:basedOn w:val="a0"/>
+    <w:link w:val="6"/>
+    <w:uiPriority w:val="9"/>
+    <w:semiHidden/>
+    <w:rPr>
+      <w:rFonts w:cstheme="majorBidi"/>
+      <w:b/>
+      <w:bCs/>
+      <w:color w:val="0F4761" w:themeColor="accent1" w:themeShade="BF"/>
+    </w:rPr>
+  </w:style>
+  <w:style w:type="character" w:customStyle="1" w:styleId="70">
+    <w:name w:val="标题 7 字符"/>
+    <w:basedOn w:val="a0"/>
+    <w:link w:val="7"/>
+    <w:uiPriority w:val="9"/>
+    <w:semiHidden/>
+    <w:rPr>
+      <w:rFonts w:cstheme="majorBidi"/>
+      <w:b/>
+      <w:bCs/>
+      <w:color w:val="595959" w:themeColor="text1" w:themeTint="A6"/>
+    </w:rPr>
+  </w:style>
+  <w:style w:type="character" w:customStyle="1" w:styleId="80">
+    <w:name w:val="标题 8 字符"/>
+    <w:basedOn w:val="a0"/>
+    <w:link w:val="8"/>
+    <w:uiPriority w:val="9"/>
+    <w:semiHidden/>
+    <w:rPr>
+      <w:rFonts w:cstheme="majorBidi"/>
+      <w:color w:val="595959" w:themeColor="text1" w:themeTint="A6"/>
+    </w:rPr>
+  </w:style>
+  <w:style w:type="character" w:customStyle="1" w:styleId="90">
+    <w:name w:val="标题 9 字符"/>
+    <w:basedOn w:val="a0"/>
+    <w:link w:val="9"/>
+    <w:uiPriority w:val="9"/>
+    <w:semiHidden/>
+    <w:rPr>
+      <w:rFonts w:eastAsiaTheme="majorEastAsia" w:cstheme="majorBidi"/>
+      <w:color w:val="595959" w:themeColor="text1" w:themeTint="A6"/>
+    </w:rPr>
+  </w:style>
+  <w:style w:type="character" w:customStyle="1" w:styleId="a7">
     <w:name w:val="标题 字符"/>
     <w:basedOn w:val="a0"/>
-    <w:link w:val="a3"/>
+    <w:link w:val="a6"/>
     <w:uiPriority w:val="10"/>
-    <w:rsid w:val="00267EDD"/>
+    <w:qFormat/>
     <w:rPr>
       <w:rFonts w:asciiTheme="majorHAnsi" w:eastAsiaTheme="majorEastAsia" w:hAnsiTheme="majorHAnsi" w:cstheme="majorBidi"/>
       <w:spacing w:val="-10"/>
@@ -824,20 +921,11 @@
       <w:szCs w:val="56"/>
     </w:rPr>
   </w:style>
-  <w:style w:type="paragraph" w:styleId="a5">
-    <w:name w:val="Subtitle"/>
-    <w:basedOn w:val="a"/>
-    <w:next w:val="a"/>
-    <w:link w:val="a6"/>
+  <w:style w:type="character" w:customStyle="1" w:styleId="a5">
+    <w:name w:val="副标题 字符"/>
+    <w:basedOn w:val="a0"/>
+    <w:link w:val="a4"/>
     <w:uiPriority w:val="11"/>
-    <w:qFormat/>
-    <w:rsid w:val="00267EDD"/>
-    <w:pPr>
-      <w:numPr>
-        <w:ilvl w:val="1"/>
-      </w:numPr>
-      <w:jc w:val="center"/>
-    </w:pPr>
     <w:rPr>
       <w:rFonts w:asciiTheme="majorHAnsi" w:eastAsiaTheme="majorEastAsia" w:hAnsiTheme="majorHAnsi" w:cstheme="majorBidi"/>
       <w:color w:val="595959" w:themeColor="text1" w:themeTint="A6"/>
@@ -846,28 +934,13 @@
       <w:szCs w:val="28"/>
     </w:rPr>
   </w:style>
-  <w:style w:type="character" w:customStyle="1" w:styleId="a6">
-    <w:name w:val="副标题 字符"/>
-    <w:basedOn w:val="a0"/>
-    <w:link w:val="a5"/>
-    <w:uiPriority w:val="11"/>
-    <w:rsid w:val="00267EDD"/>
-    <w:rPr>
-      <w:rFonts w:asciiTheme="majorHAnsi" w:eastAsiaTheme="majorEastAsia" w:hAnsiTheme="majorHAnsi" w:cstheme="majorBidi"/>
-      <w:color w:val="595959" w:themeColor="text1" w:themeTint="A6"/>
-      <w:spacing w:val="15"/>
-      <w:sz w:val="28"/>
-      <w:szCs w:val="28"/>
-    </w:rPr>
-  </w:style>
-  <w:style w:type="paragraph" w:styleId="a7">
+  <w:style w:type="paragraph" w:styleId="a8">
     <w:name w:val="Quote"/>
     <w:basedOn w:val="a"/>
     <w:next w:val="a"/>
-    <w:link w:val="a8"/>
+    <w:link w:val="a9"/>
     <w:uiPriority w:val="29"/>
     <w:qFormat/>
-    <w:rsid w:val="00267EDD"/>
     <w:pPr>
       <w:spacing w:before="160"/>
       <w:jc w:val="center"/>
@@ -878,35 +951,32 @@
       <w:color w:val="404040" w:themeColor="text1" w:themeTint="BF"/>
     </w:rPr>
   </w:style>
-  <w:style w:type="character" w:customStyle="1" w:styleId="a8">
+  <w:style w:type="character" w:customStyle="1" w:styleId="a9">
     <w:name w:val="引用 字符"/>
     <w:basedOn w:val="a0"/>
-    <w:link w:val="a7"/>
+    <w:link w:val="a8"/>
     <w:uiPriority w:val="29"/>
-    <w:rsid w:val="00267EDD"/>
     <w:rPr>
       <w:i/>
       <w:iCs/>
       <w:color w:val="404040" w:themeColor="text1" w:themeTint="BF"/>
     </w:rPr>
   </w:style>
-  <w:style w:type="paragraph" w:styleId="a9">
+  <w:style w:type="paragraph" w:styleId="aa">
     <w:name w:val="List Paragraph"/>
     <w:basedOn w:val="a"/>
     <w:uiPriority w:val="34"/>
     <w:qFormat/>
-    <w:rsid w:val="00267EDD"/>
     <w:pPr>
       <w:ind w:left="720"/>
       <w:contextualSpacing/>
     </w:pPr>
   </w:style>
-  <w:style w:type="character" w:styleId="aa">
-    <w:name w:val="Intense Emphasis"/>
+  <w:style w:type="character" w:customStyle="1" w:styleId="11">
+    <w:name w:val="明显强调1"/>
     <w:basedOn w:val="a0"/>
     <w:uiPriority w:val="21"/>
     <w:qFormat/>
-    <w:rsid w:val="00267EDD"/>
     <w:rPr>
       <w:i/>
       <w:iCs/>
@@ -920,7 +990,6 @@
     <w:link w:val="ac"/>
     <w:uiPriority w:val="30"/>
     <w:qFormat/>
-    <w:rsid w:val="00267EDD"/>
     <w:pPr>
       <w:pBdr>
         <w:top w:val="single" w:sz="4" w:space="10" w:color="0F4761" w:themeColor="accent1" w:themeShade="BF"/>
@@ -941,25 +1010,34 @@
     <w:basedOn w:val="a0"/>
     <w:link w:val="ab"/>
     <w:uiPriority w:val="30"/>
-    <w:rsid w:val="00267EDD"/>
     <w:rPr>
       <w:i/>
       <w:iCs/>
       <w:color w:val="0F4761" w:themeColor="accent1" w:themeShade="BF"/>
     </w:rPr>
   </w:style>
-  <w:style w:type="character" w:styleId="ad">
-    <w:name w:val="Intense Reference"/>
+  <w:style w:type="character" w:customStyle="1" w:styleId="12">
+    <w:name w:val="明显参考1"/>
     <w:basedOn w:val="a0"/>
     <w:uiPriority w:val="32"/>
     <w:qFormat/>
-    <w:rsid w:val="00267EDD"/>
     <w:rPr>
       <w:b/>
       <w:bCs/>
       <w:smallCaps/>
       <w:color w:val="0F4761" w:themeColor="accent1" w:themeShade="BF"/>
       <w:spacing w:val="5"/>
+    </w:rPr>
+  </w:style>
+  <w:style w:type="character" w:styleId="ad">
+    <w:name w:val="annotation reference"/>
+    <w:basedOn w:val="a0"/>
+    <w:uiPriority w:val="99"/>
+    <w:semiHidden/>
+    <w:unhideWhenUsed/>
+    <w:rPr>
+      <w:sz w:val="21"/>
+      <w:szCs w:val="21"/>
     </w:rPr>
   </w:style>
 </w:styles>
@@ -1008,7 +1086,7 @@
     </a:clrScheme>
     <a:fontScheme name="Office">
       <a:majorFont>
-        <a:latin typeface="等线 Light" panose="020F0302020204030204"/>
+        <a:latin typeface="等线 Light"/>
         <a:ea typeface=""/>
         <a:cs typeface=""/>
         <a:font script="Jpan" typeface="游ゴシック Light"/>
@@ -1041,26 +1119,9 @@
         <a:font script="Viet" typeface="Times New Roman"/>
         <a:font script="Uigh" typeface="Microsoft Uighur"/>
         <a:font script="Geor" typeface="Sylfaen"/>
-        <a:font script="Armn" typeface="Arial"/>
-        <a:font script="Bugi" typeface="Leelawadee UI"/>
-        <a:font script="Bopo" typeface="Microsoft JhengHei"/>
-        <a:font script="Java" typeface="Javanese Text"/>
-        <a:font script="Lisu" typeface="Segoe UI"/>
-        <a:font script="Mymr" typeface="Myanmar Text"/>
-        <a:font script="Nkoo" typeface="Ebrima"/>
-        <a:font script="Olck" typeface="Nirmala UI"/>
-        <a:font script="Osma" typeface="Ebrima"/>
-        <a:font script="Phag" typeface="Phagspa"/>
-        <a:font script="Syrn" typeface="Estrangelo Edessa"/>
-        <a:font script="Syrj" typeface="Estrangelo Edessa"/>
-        <a:font script="Syre" typeface="Estrangelo Edessa"/>
-        <a:font script="Sora" typeface="Nirmala UI"/>
-        <a:font script="Tale" typeface="Microsoft Tai Le"/>
-        <a:font script="Talu" typeface="Microsoft New Tai Lue"/>
-        <a:font script="Tfng" typeface="Ebrima"/>
       </a:majorFont>
       <a:minorFont>
-        <a:latin typeface="等线" panose="020F0502020204030204"/>
+        <a:latin typeface="等线"/>
         <a:ea typeface=""/>
         <a:cs typeface=""/>
         <a:font script="Jpan" typeface="游明朝"/>
@@ -1093,23 +1154,6 @@
         <a:font script="Viet" typeface="Arial"/>
         <a:font script="Uigh" typeface="Microsoft Uighur"/>
         <a:font script="Geor" typeface="Sylfaen"/>
-        <a:font script="Armn" typeface="Arial"/>
-        <a:font script="Bugi" typeface="Leelawadee UI"/>
-        <a:font script="Bopo" typeface="Microsoft JhengHei"/>
-        <a:font script="Java" typeface="Javanese Text"/>
-        <a:font script="Lisu" typeface="Segoe UI"/>
-        <a:font script="Mymr" typeface="Myanmar Text"/>
-        <a:font script="Nkoo" typeface="Ebrima"/>
-        <a:font script="Olck" typeface="Nirmala UI"/>
-        <a:font script="Osma" typeface="Ebrima"/>
-        <a:font script="Phag" typeface="Phagspa"/>
-        <a:font script="Syrn" typeface="Estrangelo Edessa"/>
-        <a:font script="Syrj" typeface="Estrangelo Edessa"/>
-        <a:font script="Syre" typeface="Estrangelo Edessa"/>
-        <a:font script="Sora" typeface="Nirmala UI"/>
-        <a:font script="Tale" typeface="Microsoft Tai Le"/>
-        <a:font script="Talu" typeface="Microsoft New Tai Lue"/>
-        <a:font script="Tfng" typeface="Ebrima"/>
       </a:minorFont>
     </a:fontScheme>
     <a:fmtScheme name="Office">
@@ -1252,10 +1296,5 @@
   </a:themeElements>
   <a:objectDefaults/>
   <a:extraClrSchemeLst/>
-  <a:extLst>
-    <a:ext uri="{05A4C25C-085E-4340-85A3-A5531E510DB2}">
-      <thm15:themeFamily xmlns:thm15="http://schemas.microsoft.com/office/thememl/2012/main" name="Office Theme" id="{62F939B6-93AF-4DB8-9C6B-D6C7DFDC589F}" vid="{4A3C46E8-61CC-4603-A589-7422A47A8E4A}"/>
-    </a:ext>
-  </a:extLst>
 </a:theme>
 </file>